--- a/platform/meetings/out/EtD案の説明.docx
+++ b/platform/meetings/out/EtD案の説明.docx
@@ -38,7 +38,20 @@
           <w:sz w:val="20"/>
           <w:szCs w:val="20"/>
         </w:rPr>
-        <w:t xml:space="preserve">SR委員長との打ち合わせ用(2026年10月26日)　／　様式案のExcel: CIPN_EtD_2028様式案.xlsx</w:t>
+        <w:t xml:space="preserve">SR委員長との打ち合わせ用(2026年10月26日)　／　様式案: CIPN_EtD_2028様式案.xlsx(CQごとに1シート)</w:t>
+      </w:r>
+    </w:p>
+    <w:p>
+      <w:pPr>
+        <w:spacing w:after="100"/>
+      </w:pPr>
+      <w:r>
+        <w:rPr>
+          <w:rFonts w:ascii="Yu Gothic" w:cs="Yu Gothic" w:eastAsia="Yu Gothic" w:hAnsi="Yu Gothic"/>
+          <w:sz w:val="20"/>
+          <w:szCs w:val="20"/>
+        </w:rPr>
+        <w:t xml:space="preserve">EtDは、SR作業の結果(様式4-5、SR-8、SoF)を、推奨作成会議の判断につなぐ記録である。2023年版の体裁(推奨文、強さ・確実性・合意率、解説、投票結果)と、2023年版の推奨決定の方針(総括的なエビデンスの確実性、望ましい効果と望ましくない効果のバランス、患者・市民の価値観と希望、資源の利用(高額が予想される場合のみ))を残し、2028年版の記入欄を並べた。2023年版の記載は、刊行版PDFから取り出して入力済みである。</w:t>
       </w:r>
     </w:p>
     <w:p>
@@ -54,36 +67,7 @@
           <w:sz w:val="26"/>
           <w:szCs w:val="26"/>
         </w:rPr>
-        <w:t xml:space="preserve">1. 位置づけ</w:t>
-      </w:r>
-    </w:p>
-    <w:p>
-      <w:pPr>
-        <w:spacing w:after="100"/>
-      </w:pPr>
-      <w:r>
-        <w:rPr>
-          <w:rFonts w:ascii="Yu Gothic" w:cs="Yu Gothic" w:eastAsia="Yu Gothic" w:hAnsi="Yu Gothic"/>
-          <w:sz w:val="20"/>
-          <w:szCs w:val="20"/>
-        </w:rPr>
-        <w:t xml:space="preserve">EtDは、SR作業の結果(様式4-5、SR-8、SoF)を、推奨作成会議の判断につなぐ記録である。2023年版の各CQは、推奨文、推奨の強さ・エビデンスの確実性・合意率、解説、投票結果の順に書かれている。2023年版の推奨決定の方針は、「アウトカム全体にわたる総括的なエビデンスの確実性」「望ましい効果と望ましくない効果のバランス」「患者・市民の価値観と希望」を考慮し、「資源の利用(コスト)」は特に高額が予想される場合にだけ検討する、である。この様式案は、この方針と2023年版の体裁を残し、2028年版の記入欄を並べた。</w:t>
-      </w:r>
-    </w:p>
-    <w:p>
-      <w:pPr>
-        <w:pStyle w:val="Heading1"/>
-        <w:spacing w:after="120" w:before="280"/>
-      </w:pPr>
-      <w:r>
-        <w:rPr>
-          <w:rFonts w:ascii="Yu Gothic" w:cs="Yu Gothic" w:eastAsia="Yu Gothic" w:hAnsi="Yu Gothic"/>
-          <w:b/>
-          <w:bCs/>
-          <w:sz w:val="26"/>
-          <w:szCs w:val="26"/>
-        </w:rPr>
-        <w:t xml:space="preserve">2. 様式案の構成(CQごとに1シート)</w:t>
+        <w:t xml:space="preserve">1. 構成</w:t>
       </w:r>
     </w:p>
     <w:tbl>
@@ -99,10 +83,10 @@
         </w:tblBorders>
       </w:tblPr>
       <w:tblGrid>
-        <w:gridCol w:w="1500"/>
-        <w:gridCol w:w="3200"/>
-        <w:gridCol w:w="2500"/>
-        <w:gridCol w:w="2400"/>
+        <w:gridCol w:w="1800"/>
+        <w:gridCol w:w="3500"/>
+        <w:gridCol w:w="2000"/>
+        <w:gridCol w:w="2300"/>
       </w:tblGrid>
       <w:tr>
         <w:trPr>
@@ -111,7 +95,7 @@
         </w:trPr>
         <w:tc>
           <w:tcPr>
-            <w:tcW w:type="dxa" w:w="1500"/>
+            <w:tcW w:type="dxa" w:w="1800"/>
             <w:tcBorders>
               <w:top w:val="single" w:color="000000" w:sz="4"/>
               <w:left w:val="single" w:color="000000" w:sz="4"/>
@@ -141,7 +125,7 @@
         </w:tc>
         <w:tc>
           <w:tcPr>
-            <w:tcW w:type="dxa" w:w="3200"/>
+            <w:tcW w:type="dxa" w:w="3500"/>
             <w:tcBorders>
               <w:top w:val="single" w:color="000000" w:sz="4"/>
               <w:left w:val="single" w:color="000000" w:sz="4"/>
@@ -171,7 +155,7 @@
         </w:tc>
         <w:tc>
           <w:tcPr>
-            <w:tcW w:type="dxa" w:w="2500"/>
+            <w:tcW w:type="dxa" w:w="2000"/>
             <w:tcBorders>
               <w:top w:val="single" w:color="000000" w:sz="4"/>
               <w:left w:val="single" w:color="000000" w:sz="4"/>
@@ -201,7 +185,7 @@
         </w:tc>
         <w:tc>
           <w:tcPr>
-            <w:tcW w:type="dxa" w:w="2400"/>
+            <w:tcW w:type="dxa" w:w="2300"/>
             <w:tcBorders>
               <w:top w:val="single" w:color="000000" w:sz="4"/>
               <w:left w:val="single" w:color="000000" w:sz="4"/>
@@ -225,7 +209,7 @@
                 <w:sz w:val="15"/>
                 <w:szCs w:val="15"/>
               </w:rPr>
-              <w:t xml:space="preserve">記入する人・時期</w:t>
+              <w:t xml:space="preserve">記入者・時期</w:t>
             </w:r>
           </w:p>
         </w:tc>
@@ -237,7 +221,7 @@
         </w:trPr>
         <w:tc>
           <w:tcPr>
-            <w:tcW w:type="dxa" w:w="1500"/>
+            <w:tcW w:type="dxa" w:w="1800"/>
             <w:tcBorders>
               <w:top w:val="single" w:color="000000" w:sz="4"/>
               <w:left w:val="single" w:color="000000" w:sz="4"/>
@@ -266,88 +250,88 @@
         </w:tc>
         <w:tc>
           <w:tcPr>
-            <w:tcW w:type="dxa" w:w="3200"/>
-            <w:tcBorders>
-              <w:top w:val="single" w:color="000000" w:sz="4"/>
-              <w:left w:val="single" w:color="000000" w:sz="4"/>
-              <w:bottom w:val="single" w:color="000000" w:sz="4"/>
-              <w:right w:val="single" w:color="000000" w:sz="4"/>
-            </w:tcBorders>
-            <w:tcMar>
-              <w:top w:type="dxa" w:w="40"/>
-              <w:left w:type="dxa" w:w="80"/>
-              <w:bottom w:type="dxa" w:w="40"/>
-              <w:right w:type="dxa" w:w="80"/>
-            </w:tcMar>
-          </w:tcPr>
-          <w:p>
-            <w:r>
-              <w:rPr>
-                <w:rFonts w:ascii="Yu Gothic" w:cs="Yu Gothic" w:eastAsia="Yu Gothic" w:hAnsi="Yu Gothic"/>
-                <w:b w:val="false"/>
-                <w:bCs w:val="false"/>
-                <w:sz w:val="15"/>
-                <w:szCs w:val="15"/>
-              </w:rPr>
-              <w:t xml:space="preserve">2023年版(推奨文、強さ、確実性、投票結果)と、2028年版案(推奨文案、強さ案、確実性)を並べる。2023年版の欄は入力済み</w:t>
-            </w:r>
-          </w:p>
-        </w:tc>
-        <w:tc>
-          <w:tcPr>
-            <w:tcW w:type="dxa" w:w="2500"/>
-            <w:tcBorders>
-              <w:top w:val="single" w:color="000000" w:sz="4"/>
-              <w:left w:val="single" w:color="000000" w:sz="4"/>
-              <w:bottom w:val="single" w:color="000000" w:sz="4"/>
-              <w:right w:val="single" w:color="000000" w:sz="4"/>
-            </w:tcBorders>
-            <w:tcMar>
-              <w:top w:type="dxa" w:w="40"/>
-              <w:left w:type="dxa" w:w="80"/>
-              <w:bottom w:type="dxa" w:w="40"/>
-              <w:right w:type="dxa" w:w="80"/>
-            </w:tcMar>
-          </w:tcPr>
-          <w:p>
-            <w:r>
-              <w:rPr>
-                <w:rFonts w:ascii="Yu Gothic" w:cs="Yu Gothic" w:eastAsia="Yu Gothic" w:hAnsi="Yu Gothic"/>
-                <w:b w:val="false"/>
-                <w:bCs w:val="false"/>
-                <w:sz w:val="15"/>
-                <w:szCs w:val="15"/>
-              </w:rPr>
-              <w:t xml:space="preserve">2023年版(PDFから取り出し済み)。2028年版案は、SR担当の草案</w:t>
-            </w:r>
-          </w:p>
-        </w:tc>
-        <w:tc>
-          <w:tcPr>
-            <w:tcW w:type="dxa" w:w="2400"/>
-            <w:tcBorders>
-              <w:top w:val="single" w:color="000000" w:sz="4"/>
-              <w:left w:val="single" w:color="000000" w:sz="4"/>
-              <w:bottom w:val="single" w:color="000000" w:sz="4"/>
-              <w:right w:val="single" w:color="000000" w:sz="4"/>
-            </w:tcBorders>
-            <w:tcMar>
-              <w:top w:type="dxa" w:w="40"/>
-              <w:left w:type="dxa" w:w="80"/>
-              <w:bottom w:type="dxa" w:w="40"/>
-              <w:right w:type="dxa" w:w="80"/>
-            </w:tcMar>
-          </w:tcPr>
-          <w:p>
-            <w:r>
-              <w:rPr>
-                <w:rFonts w:ascii="Yu Gothic" w:cs="Yu Gothic" w:eastAsia="Yu Gothic" w:hAnsi="Yu Gothic"/>
-                <w:b w:val="false"/>
-                <w:bCs w:val="false"/>
-                <w:sz w:val="15"/>
-                <w:szCs w:val="15"/>
-              </w:rPr>
-              <w:t xml:space="preserve">SR担当2名。2027年5月上旬</w:t>
+            <w:tcW w:type="dxa" w:w="3500"/>
+            <w:tcBorders>
+              <w:top w:val="single" w:color="000000" w:sz="4"/>
+              <w:left w:val="single" w:color="000000" w:sz="4"/>
+              <w:bottom w:val="single" w:color="000000" w:sz="4"/>
+              <w:right w:val="single" w:color="000000" w:sz="4"/>
+            </w:tcBorders>
+            <w:tcMar>
+              <w:top w:type="dxa" w:w="40"/>
+              <w:left w:type="dxa" w:w="80"/>
+              <w:bottom w:type="dxa" w:w="40"/>
+              <w:right w:type="dxa" w:w="80"/>
+            </w:tcMar>
+          </w:tcPr>
+          <w:p>
+            <w:r>
+              <w:rPr>
+                <w:rFonts w:ascii="Yu Gothic" w:cs="Yu Gothic" w:eastAsia="Yu Gothic" w:hAnsi="Yu Gothic"/>
+                <w:b w:val="false"/>
+                <w:bCs w:val="false"/>
+                <w:sz w:val="15"/>
+                <w:szCs w:val="15"/>
+              </w:rPr>
+              <w:t xml:space="preserve">2023年版と2028年版案(推奨文、強さ、確実性)</w:t>
+            </w:r>
+          </w:p>
+        </w:tc>
+        <w:tc>
+          <w:tcPr>
+            <w:tcW w:type="dxa" w:w="2000"/>
+            <w:tcBorders>
+              <w:top w:val="single" w:color="000000" w:sz="4"/>
+              <w:left w:val="single" w:color="000000" w:sz="4"/>
+              <w:bottom w:val="single" w:color="000000" w:sz="4"/>
+              <w:right w:val="single" w:color="000000" w:sz="4"/>
+            </w:tcBorders>
+            <w:tcMar>
+              <w:top w:type="dxa" w:w="40"/>
+              <w:left w:type="dxa" w:w="80"/>
+              <w:bottom w:type="dxa" w:w="40"/>
+              <w:right w:type="dxa" w:w="80"/>
+            </w:tcMar>
+          </w:tcPr>
+          <w:p>
+            <w:r>
+              <w:rPr>
+                <w:rFonts w:ascii="Yu Gothic" w:cs="Yu Gothic" w:eastAsia="Yu Gothic" w:hAnsi="Yu Gothic"/>
+                <w:b w:val="false"/>
+                <w:bCs w:val="false"/>
+                <w:sz w:val="15"/>
+                <w:szCs w:val="15"/>
+              </w:rPr>
+              <w:t xml:space="preserve">2023年版(入力済み)、SR担当の草案</w:t>
+            </w:r>
+          </w:p>
+        </w:tc>
+        <w:tc>
+          <w:tcPr>
+            <w:tcW w:type="dxa" w:w="2300"/>
+            <w:tcBorders>
+              <w:top w:val="single" w:color="000000" w:sz="4"/>
+              <w:left w:val="single" w:color="000000" w:sz="4"/>
+              <w:bottom w:val="single" w:color="000000" w:sz="4"/>
+              <w:right w:val="single" w:color="000000" w:sz="4"/>
+            </w:tcBorders>
+            <w:tcMar>
+              <w:top w:type="dxa" w:w="40"/>
+              <w:left w:type="dxa" w:w="80"/>
+              <w:bottom w:type="dxa" w:w="40"/>
+              <w:right w:type="dxa" w:w="80"/>
+            </w:tcMar>
+          </w:tcPr>
+          <w:p>
+            <w:r>
+              <w:rPr>
+                <w:rFonts w:ascii="Yu Gothic" w:cs="Yu Gothic" w:eastAsia="Yu Gothic" w:hAnsi="Yu Gothic"/>
+                <w:b w:val="false"/>
+                <w:bCs w:val="false"/>
+                <w:sz w:val="15"/>
+                <w:szCs w:val="15"/>
+              </w:rPr>
+              <w:t xml:space="preserve">SR担当 / 2027年5月上旬</w:t>
             </w:r>
           </w:p>
         </w:tc>
@@ -359,7 +343,7 @@
         </w:trPr>
         <w:tc>
           <w:tcPr>
-            <w:tcW w:type="dxa" w:w="1500"/>
+            <w:tcW w:type="dxa" w:w="1800"/>
             <w:tcBorders>
               <w:top w:val="single" w:color="000000" w:sz="4"/>
               <w:left w:val="single" w:color="000000" w:sz="4"/>
@@ -388,36 +372,36 @@
         </w:tc>
         <w:tc>
           <w:tcPr>
-            <w:tcW w:type="dxa" w:w="3200"/>
-            <w:tcBorders>
-              <w:top w:val="single" w:color="000000" w:sz="4"/>
-              <w:left w:val="single" w:color="000000" w:sz="4"/>
-              <w:bottom w:val="single" w:color="000000" w:sz="4"/>
-              <w:right w:val="single" w:color="000000" w:sz="4"/>
-            </w:tcBorders>
-            <w:tcMar>
-              <w:top w:type="dxa" w:w="40"/>
-              <w:left w:type="dxa" w:w="80"/>
-              <w:bottom w:type="dxa" w:w="40"/>
-              <w:right w:type="dxa" w:w="80"/>
-            </w:tcMar>
-          </w:tcPr>
-          <w:p>
-            <w:r>
-              <w:rPr>
-                <w:rFonts w:ascii="Yu Gothic" w:cs="Yu Gothic" w:eastAsia="Yu Gothic" w:hAnsi="Yu Gothic"/>
-                <w:b w:val="false"/>
-                <w:bCs w:val="false"/>
-                <w:sz w:val="15"/>
-                <w:szCs w:val="15"/>
-              </w:rPr>
-              <w:t xml:space="preserve">アウトカム、重要度(1〜9)、研究数、化学療法の層(白金製剤・タキサン系など)ごとの結果、効果の要約、確実性(A〜D)</w:t>
-            </w:r>
-          </w:p>
-        </w:tc>
-        <w:tc>
-          <w:tcPr>
-            <w:tcW w:type="dxa" w:w="2500"/>
+            <w:tcW w:type="dxa" w:w="3500"/>
+            <w:tcBorders>
+              <w:top w:val="single" w:color="000000" w:sz="4"/>
+              <w:left w:val="single" w:color="000000" w:sz="4"/>
+              <w:bottom w:val="single" w:color="000000" w:sz="4"/>
+              <w:right w:val="single" w:color="000000" w:sz="4"/>
+            </w:tcBorders>
+            <w:tcMar>
+              <w:top w:type="dxa" w:w="40"/>
+              <w:left w:type="dxa" w:w="80"/>
+              <w:bottom w:type="dxa" w:w="40"/>
+              <w:right w:type="dxa" w:w="80"/>
+            </w:tcMar>
+          </w:tcPr>
+          <w:p>
+            <w:r>
+              <w:rPr>
+                <w:rFonts w:ascii="Yu Gothic" w:cs="Yu Gothic" w:eastAsia="Yu Gothic" w:hAnsi="Yu Gothic"/>
+                <w:b w:val="false"/>
+                <w:bCs w:val="false"/>
+                <w:sz w:val="15"/>
+                <w:szCs w:val="15"/>
+              </w:rPr>
+              <w:t xml:space="preserve">重要度、研究数、化学療法の層ごとの結果、効果の要約、確実性</w:t>
+            </w:r>
+          </w:p>
+        </w:tc>
+        <w:tc>
+          <w:tcPr>
+            <w:tcW w:type="dxa" w:w="2000"/>
             <w:tcBorders>
               <w:top w:val="single" w:color="000000" w:sz="4"/>
               <w:left w:val="single" w:color="000000" w:sz="4"/>
@@ -446,30 +430,30 @@
         </w:tc>
         <w:tc>
           <w:tcPr>
-            <w:tcW w:type="dxa" w:w="2400"/>
-            <w:tcBorders>
-              <w:top w:val="single" w:color="000000" w:sz="4"/>
-              <w:left w:val="single" w:color="000000" w:sz="4"/>
-              <w:bottom w:val="single" w:color="000000" w:sz="4"/>
-              <w:right w:val="single" w:color="000000" w:sz="4"/>
-            </w:tcBorders>
-            <w:tcMar>
-              <w:top w:type="dxa" w:w="40"/>
-              <w:left w:type="dxa" w:w="80"/>
-              <w:bottom w:type="dxa" w:w="40"/>
-              <w:right w:type="dxa" w:w="80"/>
-            </w:tcMar>
-          </w:tcPr>
-          <w:p>
-            <w:r>
-              <w:rPr>
-                <w:rFonts w:ascii="Yu Gothic" w:cs="Yu Gothic" w:eastAsia="Yu Gothic" w:hAnsi="Yu Gothic"/>
-                <w:b w:val="false"/>
-                <w:bCs w:val="false"/>
-                <w:sz w:val="15"/>
-                <w:szCs w:val="15"/>
-              </w:rPr>
-              <w:t xml:space="preserve">SR担当2名。2027年4月末</w:t>
+            <w:tcW w:type="dxa" w:w="2300"/>
+            <w:tcBorders>
+              <w:top w:val="single" w:color="000000" w:sz="4"/>
+              <w:left w:val="single" w:color="000000" w:sz="4"/>
+              <w:bottom w:val="single" w:color="000000" w:sz="4"/>
+              <w:right w:val="single" w:color="000000" w:sz="4"/>
+            </w:tcBorders>
+            <w:tcMar>
+              <w:top w:type="dxa" w:w="40"/>
+              <w:left w:type="dxa" w:w="80"/>
+              <w:bottom w:type="dxa" w:w="40"/>
+              <w:right w:type="dxa" w:w="80"/>
+            </w:tcMar>
+          </w:tcPr>
+          <w:p>
+            <w:r>
+              <w:rPr>
+                <w:rFonts w:ascii="Yu Gothic" w:cs="Yu Gothic" w:eastAsia="Yu Gothic" w:hAnsi="Yu Gothic"/>
+                <w:b w:val="false"/>
+                <w:bCs w:val="false"/>
+                <w:sz w:val="15"/>
+                <w:szCs w:val="15"/>
+              </w:rPr>
+              <w:t xml:space="preserve">SR担当 / 2027年4月末</w:t>
             </w:r>
           </w:p>
         </w:tc>
@@ -481,7 +465,7 @@
         </w:trPr>
         <w:tc>
           <w:tcPr>
-            <w:tcW w:type="dxa" w:w="1500"/>
+            <w:tcW w:type="dxa" w:w="1800"/>
             <w:tcBorders>
               <w:top w:val="single" w:color="000000" w:sz="4"/>
               <w:left w:val="single" w:color="000000" w:sz="4"/>
@@ -510,88 +494,88 @@
         </w:tc>
         <w:tc>
           <w:tcPr>
-            <w:tcW w:type="dxa" w:w="3200"/>
-            <w:tcBorders>
-              <w:top w:val="single" w:color="000000" w:sz="4"/>
-              <w:left w:val="single" w:color="000000" w:sz="4"/>
-              <w:bottom w:val="single" w:color="000000" w:sz="4"/>
-              <w:right w:val="single" w:color="000000" w:sz="4"/>
-            </w:tcBorders>
-            <w:tcMar>
-              <w:top w:type="dxa" w:w="40"/>
-              <w:left w:type="dxa" w:w="80"/>
-              <w:bottom w:type="dxa" w:w="40"/>
-              <w:right w:type="dxa" w:w="80"/>
-            </w:tcMar>
-          </w:tcPr>
-          <w:p>
-            <w:r>
-              <w:rPr>
-                <w:rFonts w:ascii="Yu Gothic" w:cs="Yu Gothic" w:eastAsia="Yu Gothic" w:hAnsi="Yu Gothic"/>
-                <w:b w:val="false"/>
-                <w:bCs w:val="false"/>
-                <w:sz w:val="15"/>
-                <w:szCs w:val="15"/>
-              </w:rPr>
-              <w:t xml:space="preserve">C-1 総括的な確実性、C-2 益と害のバランス、C-3 患者・市民の価値観と希望、C-4 資源(高額な場合のみ)。2023年版の記載と、2028年版の判断・根拠を並べる</w:t>
-            </w:r>
-          </w:p>
-        </w:tc>
-        <w:tc>
-          <w:tcPr>
-            <w:tcW w:type="dxa" w:w="2500"/>
-            <w:tcBorders>
-              <w:top w:val="single" w:color="000000" w:sz="4"/>
-              <w:left w:val="single" w:color="000000" w:sz="4"/>
-              <w:bottom w:val="single" w:color="000000" w:sz="4"/>
-              <w:right w:val="single" w:color="000000" w:sz="4"/>
-            </w:tcBorders>
-            <w:tcMar>
-              <w:top w:type="dxa" w:w="40"/>
-              <w:left w:type="dxa" w:w="80"/>
-              <w:bottom w:type="dxa" w:w="40"/>
-              <w:right w:type="dxa" w:w="80"/>
-            </w:tcMar>
-          </w:tcPr>
-          <w:p>
-            <w:r>
-              <w:rPr>
-                <w:rFonts w:ascii="Yu Gothic" w:cs="Yu Gothic" w:eastAsia="Yu Gothic" w:hAnsi="Yu Gothic"/>
-                <w:b w:val="false"/>
-                <w:bCs w:val="false"/>
-                <w:sz w:val="15"/>
-                <w:szCs w:val="15"/>
-              </w:rPr>
-              <w:t xml:space="preserve">C-1: SR-8。C-2〜C-4: SR担当の案と会議の議論</w:t>
-            </w:r>
-          </w:p>
-        </w:tc>
-        <w:tc>
-          <w:tcPr>
-            <w:tcW w:type="dxa" w:w="2400"/>
-            <w:tcBorders>
-              <w:top w:val="single" w:color="000000" w:sz="4"/>
-              <w:left w:val="single" w:color="000000" w:sz="4"/>
-              <w:bottom w:val="single" w:color="000000" w:sz="4"/>
-              <w:right w:val="single" w:color="000000" w:sz="4"/>
-            </w:tcBorders>
-            <w:tcMar>
-              <w:top w:type="dxa" w:w="40"/>
-              <w:left w:type="dxa" w:w="80"/>
-              <w:bottom w:type="dxa" w:w="40"/>
-              <w:right w:type="dxa" w:w="80"/>
-            </w:tcMar>
-          </w:tcPr>
-          <w:p>
-            <w:r>
-              <w:rPr>
-                <w:rFonts w:ascii="Yu Gothic" w:cs="Yu Gothic" w:eastAsia="Yu Gothic" w:hAnsi="Yu Gothic"/>
-                <w:b w:val="false"/>
-                <w:bCs w:val="false"/>
-                <w:sz w:val="15"/>
-                <w:szCs w:val="15"/>
-              </w:rPr>
-              <w:t xml:space="preserve">SR担当2名(案)。会議で確認・修正</w:t>
+            <w:tcW w:type="dxa" w:w="3500"/>
+            <w:tcBorders>
+              <w:top w:val="single" w:color="000000" w:sz="4"/>
+              <w:left w:val="single" w:color="000000" w:sz="4"/>
+              <w:bottom w:val="single" w:color="000000" w:sz="4"/>
+              <w:right w:val="single" w:color="000000" w:sz="4"/>
+            </w:tcBorders>
+            <w:tcMar>
+              <w:top w:type="dxa" w:w="40"/>
+              <w:left w:type="dxa" w:w="80"/>
+              <w:bottom w:type="dxa" w:w="40"/>
+              <w:right w:type="dxa" w:w="80"/>
+            </w:tcMar>
+          </w:tcPr>
+          <w:p>
+            <w:r>
+              <w:rPr>
+                <w:rFonts w:ascii="Yu Gothic" w:cs="Yu Gothic" w:eastAsia="Yu Gothic" w:hAnsi="Yu Gothic"/>
+                <w:b w:val="false"/>
+                <w:bCs w:val="false"/>
+                <w:sz w:val="15"/>
+                <w:szCs w:val="15"/>
+              </w:rPr>
+              <w:t xml:space="preserve">C-1 総括的な確実性、C-2 益と害のバランス、C-3 患者・市民の価値観と希望、C-4 資源</w:t>
+            </w:r>
+          </w:p>
+        </w:tc>
+        <w:tc>
+          <w:tcPr>
+            <w:tcW w:type="dxa" w:w="2000"/>
+            <w:tcBorders>
+              <w:top w:val="single" w:color="000000" w:sz="4"/>
+              <w:left w:val="single" w:color="000000" w:sz="4"/>
+              <w:bottom w:val="single" w:color="000000" w:sz="4"/>
+              <w:right w:val="single" w:color="000000" w:sz="4"/>
+            </w:tcBorders>
+            <w:tcMar>
+              <w:top w:type="dxa" w:w="40"/>
+              <w:left w:type="dxa" w:w="80"/>
+              <w:bottom w:type="dxa" w:w="40"/>
+              <w:right w:type="dxa" w:w="80"/>
+            </w:tcMar>
+          </w:tcPr>
+          <w:p>
+            <w:r>
+              <w:rPr>
+                <w:rFonts w:ascii="Yu Gothic" w:cs="Yu Gothic" w:eastAsia="Yu Gothic" w:hAnsi="Yu Gothic"/>
+                <w:b w:val="false"/>
+                <w:bCs w:val="false"/>
+                <w:sz w:val="15"/>
+                <w:szCs w:val="15"/>
+              </w:rPr>
+              <w:t xml:space="preserve">C-1: SR-8。C-2〜C-4: SR担当の案</w:t>
+            </w:r>
+          </w:p>
+        </w:tc>
+        <w:tc>
+          <w:tcPr>
+            <w:tcW w:type="dxa" w:w="2300"/>
+            <w:tcBorders>
+              <w:top w:val="single" w:color="000000" w:sz="4"/>
+              <w:left w:val="single" w:color="000000" w:sz="4"/>
+              <w:bottom w:val="single" w:color="000000" w:sz="4"/>
+              <w:right w:val="single" w:color="000000" w:sz="4"/>
+            </w:tcBorders>
+            <w:tcMar>
+              <w:top w:type="dxa" w:w="40"/>
+              <w:left w:type="dxa" w:w="80"/>
+              <w:bottom w:type="dxa" w:w="40"/>
+              <w:right w:type="dxa" w:w="80"/>
+            </w:tcMar>
+          </w:tcPr>
+          <w:p>
+            <w:r>
+              <w:rPr>
+                <w:rFonts w:ascii="Yu Gothic" w:cs="Yu Gothic" w:eastAsia="Yu Gothic" w:hAnsi="Yu Gothic"/>
+                <w:b w:val="false"/>
+                <w:bCs w:val="false"/>
+                <w:sz w:val="15"/>
+                <w:szCs w:val="15"/>
+              </w:rPr>
+              <w:t xml:space="preserve">SR担当(案)、会議で確認</w:t>
             </w:r>
           </w:p>
         </w:tc>
@@ -603,7 +587,7 @@
         </w:trPr>
         <w:tc>
           <w:tcPr>
-            <w:tcW w:type="dxa" w:w="1500"/>
+            <w:tcW w:type="dxa" w:w="1800"/>
             <w:tcBorders>
               <w:top w:val="single" w:color="000000" w:sz="4"/>
               <w:left w:val="single" w:color="000000" w:sz="4"/>
@@ -632,36 +616,36 @@
         </w:tc>
         <w:tc>
           <w:tcPr>
-            <w:tcW w:type="dxa" w:w="3200"/>
-            <w:tcBorders>
-              <w:top w:val="single" w:color="000000" w:sz="4"/>
-              <w:left w:val="single" w:color="000000" w:sz="4"/>
-              <w:bottom w:val="single" w:color="000000" w:sz="4"/>
-              <w:right w:val="single" w:color="000000" w:sz="4"/>
-            </w:tcBorders>
-            <w:tcMar>
-              <w:top w:type="dxa" w:w="40"/>
-              <w:left w:type="dxa" w:w="80"/>
-              <w:bottom w:type="dxa" w:w="40"/>
-              <w:right w:type="dxa" w:w="80"/>
-            </w:tcMar>
-          </w:tcPr>
-          <w:p>
-            <w:r>
-              <w:rPr>
-                <w:rFonts w:ascii="Yu Gothic" w:cs="Yu Gothic" w:eastAsia="Yu Gothic" w:hAnsi="Yu Gothic"/>
-                <w:b w:val="false"/>
-                <w:bCs w:val="false"/>
-                <w:sz w:val="15"/>
-                <w:szCs w:val="15"/>
-              </w:rPr>
-              <w:t xml:space="preserve">2023年版からの変更点と理由。新規文献のPMIDを書く</w:t>
-            </w:r>
-          </w:p>
-        </w:tc>
-        <w:tc>
-          <w:tcPr>
-            <w:tcW w:type="dxa" w:w="2500"/>
+            <w:tcW w:type="dxa" w:w="3500"/>
+            <w:tcBorders>
+              <w:top w:val="single" w:color="000000" w:sz="4"/>
+              <w:left w:val="single" w:color="000000" w:sz="4"/>
+              <w:bottom w:val="single" w:color="000000" w:sz="4"/>
+              <w:right w:val="single" w:color="000000" w:sz="4"/>
+            </w:tcBorders>
+            <w:tcMar>
+              <w:top w:type="dxa" w:w="40"/>
+              <w:left w:type="dxa" w:w="80"/>
+              <w:bottom w:type="dxa" w:w="40"/>
+              <w:right w:type="dxa" w:w="80"/>
+            </w:tcMar>
+          </w:tcPr>
+          <w:p>
+            <w:r>
+              <w:rPr>
+                <w:rFonts w:ascii="Yu Gothic" w:cs="Yu Gothic" w:eastAsia="Yu Gothic" w:hAnsi="Yu Gothic"/>
+                <w:b w:val="false"/>
+                <w:bCs w:val="false"/>
+                <w:sz w:val="15"/>
+                <w:szCs w:val="15"/>
+              </w:rPr>
+              <w:t xml:space="preserve">2023年版からの変更点、新規文献のPMID</w:t>
+            </w:r>
+          </w:p>
+        </w:tc>
+        <w:tc>
+          <w:tcPr>
+            <w:tcW w:type="dxa" w:w="2000"/>
             <w:tcBorders>
               <w:top w:val="single" w:color="000000" w:sz="4"/>
               <w:left w:val="single" w:color="000000" w:sz="4"/>
@@ -690,30 +674,30 @@
         </w:tc>
         <w:tc>
           <w:tcPr>
-            <w:tcW w:type="dxa" w:w="2400"/>
-            <w:tcBorders>
-              <w:top w:val="single" w:color="000000" w:sz="4"/>
-              <w:left w:val="single" w:color="000000" w:sz="4"/>
-              <w:bottom w:val="single" w:color="000000" w:sz="4"/>
-              <w:right w:val="single" w:color="000000" w:sz="4"/>
-            </w:tcBorders>
-            <w:tcMar>
-              <w:top w:type="dxa" w:w="40"/>
-              <w:left w:type="dxa" w:w="80"/>
-              <w:bottom w:type="dxa" w:w="40"/>
-              <w:right w:type="dxa" w:w="80"/>
-            </w:tcMar>
-          </w:tcPr>
-          <w:p>
-            <w:r>
-              <w:rPr>
-                <w:rFonts w:ascii="Yu Gothic" w:cs="Yu Gothic" w:eastAsia="Yu Gothic" w:hAnsi="Yu Gothic"/>
-                <w:b w:val="false"/>
-                <w:bCs w:val="false"/>
-                <w:sz w:val="15"/>
-                <w:szCs w:val="15"/>
-              </w:rPr>
-              <w:t xml:space="preserve">SR担当2名。2027年5月上旬</w:t>
+            <w:tcW w:type="dxa" w:w="2300"/>
+            <w:tcBorders>
+              <w:top w:val="single" w:color="000000" w:sz="4"/>
+              <w:left w:val="single" w:color="000000" w:sz="4"/>
+              <w:bottom w:val="single" w:color="000000" w:sz="4"/>
+              <w:right w:val="single" w:color="000000" w:sz="4"/>
+            </w:tcBorders>
+            <w:tcMar>
+              <w:top w:type="dxa" w:w="40"/>
+              <w:left w:type="dxa" w:w="80"/>
+              <w:bottom w:type="dxa" w:w="40"/>
+              <w:right w:type="dxa" w:w="80"/>
+            </w:tcMar>
+          </w:tcPr>
+          <w:p>
+            <w:r>
+              <w:rPr>
+                <w:rFonts w:ascii="Yu Gothic" w:cs="Yu Gothic" w:eastAsia="Yu Gothic" w:hAnsi="Yu Gothic"/>
+                <w:b w:val="false"/>
+                <w:bCs w:val="false"/>
+                <w:sz w:val="15"/>
+                <w:szCs w:val="15"/>
+              </w:rPr>
+              <w:t xml:space="preserve">SR担当 / 2027年5月上旬</w:t>
             </w:r>
           </w:p>
         </w:tc>
@@ -725,7 +709,7 @@
         </w:trPr>
         <w:tc>
           <w:tcPr>
-            <w:tcW w:type="dxa" w:w="1500"/>
+            <w:tcW w:type="dxa" w:w="1800"/>
             <w:tcBorders>
               <w:top w:val="single" w:color="000000" w:sz="4"/>
               <w:left w:val="single" w:color="000000" w:sz="4"/>
@@ -754,36 +738,36 @@
         </w:tc>
         <w:tc>
           <w:tcPr>
-            <w:tcW w:type="dxa" w:w="3200"/>
-            <w:tcBorders>
-              <w:top w:val="single" w:color="000000" w:sz="4"/>
-              <w:left w:val="single" w:color="000000" w:sz="4"/>
-              <w:bottom w:val="single" w:color="000000" w:sz="4"/>
-              <w:right w:val="single" w:color="000000" w:sz="4"/>
-            </w:tcBorders>
-            <w:tcMar>
-              <w:top w:type="dxa" w:w="40"/>
-              <w:left w:type="dxa" w:w="80"/>
-              <w:bottom w:type="dxa" w:w="40"/>
-              <w:right w:type="dxa" w:w="80"/>
-            </w:tcMar>
-          </w:tcPr>
-          <w:p>
-            <w:r>
-              <w:rPr>
-                <w:rFonts w:ascii="Yu Gothic" w:cs="Yu Gothic" w:eastAsia="Yu Gothic" w:hAnsi="Yu Gothic"/>
-                <w:b w:val="false"/>
-                <w:bCs w:val="false"/>
-                <w:sz w:val="15"/>
-                <w:szCs w:val="15"/>
-              </w:rPr>
-              <w:t xml:space="preserve">確定した強さ、投票の回、有資格者数を転記する。投票は決定記録シートで記録する</w:t>
-            </w:r>
-          </w:p>
-        </w:tc>
-        <w:tc>
-          <w:tcPr>
-            <w:tcW w:type="dxa" w:w="2500"/>
+            <w:tcW w:type="dxa" w:w="3500"/>
+            <w:tcBorders>
+              <w:top w:val="single" w:color="000000" w:sz="4"/>
+              <w:left w:val="single" w:color="000000" w:sz="4"/>
+              <w:bottom w:val="single" w:color="000000" w:sz="4"/>
+              <w:right w:val="single" w:color="000000" w:sz="4"/>
+            </w:tcBorders>
+            <w:tcMar>
+              <w:top w:type="dxa" w:w="40"/>
+              <w:left w:type="dxa" w:w="80"/>
+              <w:bottom w:type="dxa" w:w="40"/>
+              <w:right w:type="dxa" w:w="80"/>
+            </w:tcMar>
+          </w:tcPr>
+          <w:p>
+            <w:r>
+              <w:rPr>
+                <w:rFonts w:ascii="Yu Gothic" w:cs="Yu Gothic" w:eastAsia="Yu Gothic" w:hAnsi="Yu Gothic"/>
+                <w:b w:val="false"/>
+                <w:bCs w:val="false"/>
+                <w:sz w:val="15"/>
+                <w:szCs w:val="15"/>
+              </w:rPr>
+              <w:t xml:space="preserve">確定した強さ、回、有資格者数</w:t>
+            </w:r>
+          </w:p>
+        </w:tc>
+        <w:tc>
+          <w:tcPr>
+            <w:tcW w:type="dxa" w:w="2000"/>
             <w:tcBorders>
               <w:top w:val="single" w:color="000000" w:sz="4"/>
               <w:left w:val="single" w:color="000000" w:sz="4"/>
@@ -812,30 +796,30 @@
         </w:tc>
         <w:tc>
           <w:tcPr>
-            <w:tcW w:type="dxa" w:w="2400"/>
-            <w:tcBorders>
-              <w:top w:val="single" w:color="000000" w:sz="4"/>
-              <w:left w:val="single" w:color="000000" w:sz="4"/>
-              <w:bottom w:val="single" w:color="000000" w:sz="4"/>
-              <w:right w:val="single" w:color="000000" w:sz="4"/>
-            </w:tcBorders>
-            <w:tcMar>
-              <w:top w:type="dxa" w:w="40"/>
-              <w:left w:type="dxa" w:w="80"/>
-              <w:bottom w:type="dxa" w:w="40"/>
-              <w:right w:type="dxa" w:w="80"/>
-            </w:tcMar>
-          </w:tcPr>
-          <w:p>
-            <w:r>
-              <w:rPr>
-                <w:rFonts w:ascii="Yu Gothic" w:cs="Yu Gothic" w:eastAsia="Yu Gothic" w:hAnsi="Yu Gothic"/>
-                <w:b w:val="false"/>
-                <w:bCs w:val="false"/>
-                <w:sz w:val="15"/>
-                <w:szCs w:val="15"/>
-              </w:rPr>
-              <w:t xml:space="preserve">記録者。会議の後</w:t>
+            <w:tcW w:type="dxa" w:w="2300"/>
+            <w:tcBorders>
+              <w:top w:val="single" w:color="000000" w:sz="4"/>
+              <w:left w:val="single" w:color="000000" w:sz="4"/>
+              <w:bottom w:val="single" w:color="000000" w:sz="4"/>
+              <w:right w:val="single" w:color="000000" w:sz="4"/>
+            </w:tcBorders>
+            <w:tcMar>
+              <w:top w:type="dxa" w:w="40"/>
+              <w:left w:type="dxa" w:w="80"/>
+              <w:bottom w:type="dxa" w:w="40"/>
+              <w:right w:type="dxa" w:w="80"/>
+            </w:tcMar>
+          </w:tcPr>
+          <w:p>
+            <w:r>
+              <w:rPr>
+                <w:rFonts w:ascii="Yu Gothic" w:cs="Yu Gothic" w:eastAsia="Yu Gothic" w:hAnsi="Yu Gothic"/>
+                <w:b w:val="false"/>
+                <w:bCs w:val="false"/>
+                <w:sz w:val="15"/>
+                <w:szCs w:val="15"/>
+              </w:rPr>
+              <w:t xml:space="preserve">記録者 / 会議後</w:t>
             </w:r>
           </w:p>
         </w:tc>
@@ -854,7 +838,7 @@
           <w:sz w:val="26"/>
           <w:szCs w:val="26"/>
         </w:rPr>
-        <w:t xml:space="preserve">3. 判断の選択肢(案。承認が必要)</w:t>
+        <w:t xml:space="preserve">2. 判断の選択肢(案)</w:t>
       </w:r>
     </w:p>
     <w:tbl>
@@ -870,8 +854,8 @@
         </w:tblBorders>
       </w:tblPr>
       <w:tblGrid>
-        <w:gridCol w:w="3200"/>
-        <w:gridCol w:w="6400"/>
+        <w:gridCol w:w="3000"/>
+        <w:gridCol w:w="6600"/>
       </w:tblGrid>
       <w:tr>
         <w:trPr>
@@ -880,7 +864,7 @@
         </w:trPr>
         <w:tc>
           <w:tcPr>
-            <w:tcW w:type="dxa" w:w="3200"/>
+            <w:tcW w:type="dxa" w:w="3000"/>
             <w:tcBorders>
               <w:top w:val="single" w:color="000000" w:sz="4"/>
               <w:left w:val="single" w:color="000000" w:sz="4"/>
@@ -910,7 +894,7 @@
         </w:tc>
         <w:tc>
           <w:tcPr>
-            <w:tcW w:type="dxa" w:w="6400"/>
+            <w:tcW w:type="dxa" w:w="6600"/>
             <w:tcBorders>
               <w:top w:val="single" w:color="000000" w:sz="4"/>
               <w:left w:val="single" w:color="000000" w:sz="4"/>
@@ -946,59 +930,59 @@
         </w:trPr>
         <w:tc>
           <w:tcPr>
-            <w:tcW w:type="dxa" w:w="3200"/>
-            <w:tcBorders>
-              <w:top w:val="single" w:color="000000" w:sz="4"/>
-              <w:left w:val="single" w:color="000000" w:sz="4"/>
-              <w:bottom w:val="single" w:color="000000" w:sz="4"/>
-              <w:right w:val="single" w:color="000000" w:sz="4"/>
-            </w:tcBorders>
-            <w:tcMar>
-              <w:top w:type="dxa" w:w="40"/>
-              <w:left w:type="dxa" w:w="80"/>
-              <w:bottom w:type="dxa" w:w="40"/>
-              <w:right w:type="dxa" w:w="80"/>
-            </w:tcMar>
-          </w:tcPr>
-          <w:p>
-            <w:r>
-              <w:rPr>
-                <w:rFonts w:ascii="Yu Gothic" w:cs="Yu Gothic" w:eastAsia="Yu Gothic" w:hAnsi="Yu Gothic"/>
-                <w:b w:val="false"/>
-                <w:bCs w:val="false"/>
-                <w:sz w:val="15"/>
-                <w:szCs w:val="15"/>
-              </w:rPr>
-              <w:t xml:space="preserve">C-1 総括的な確実性</w:t>
-            </w:r>
-          </w:p>
-        </w:tc>
-        <w:tc>
-          <w:tcPr>
-            <w:tcW w:type="dxa" w:w="6400"/>
-            <w:tcBorders>
-              <w:top w:val="single" w:color="000000" w:sz="4"/>
-              <w:left w:val="single" w:color="000000" w:sz="4"/>
-              <w:bottom w:val="single" w:color="000000" w:sz="4"/>
-              <w:right w:val="single" w:color="000000" w:sz="4"/>
-            </w:tcBorders>
-            <w:tcMar>
-              <w:top w:type="dxa" w:w="40"/>
-              <w:left w:type="dxa" w:w="80"/>
-              <w:bottom w:type="dxa" w:w="40"/>
-              <w:right w:type="dxa" w:w="80"/>
-            </w:tcMar>
-          </w:tcPr>
-          <w:p>
-            <w:r>
-              <w:rPr>
-                <w:rFonts w:ascii="Yu Gothic" w:cs="Yu Gothic" w:eastAsia="Yu Gothic" w:hAnsi="Yu Gothic"/>
-                <w:b w:val="false"/>
-                <w:bCs w:val="false"/>
-                <w:sz w:val="15"/>
-                <w:szCs w:val="15"/>
-              </w:rPr>
-              <w:t xml:space="preserve">A(強)、B(中)、C(弱)、D(非常に弱い)。様式SR-8の結果をそのまま使う</w:t>
+            <w:tcW w:type="dxa" w:w="3000"/>
+            <w:tcBorders>
+              <w:top w:val="single" w:color="000000" w:sz="4"/>
+              <w:left w:val="single" w:color="000000" w:sz="4"/>
+              <w:bottom w:val="single" w:color="000000" w:sz="4"/>
+              <w:right w:val="single" w:color="000000" w:sz="4"/>
+            </w:tcBorders>
+            <w:tcMar>
+              <w:top w:type="dxa" w:w="40"/>
+              <w:left w:type="dxa" w:w="80"/>
+              <w:bottom w:type="dxa" w:w="40"/>
+              <w:right w:type="dxa" w:w="80"/>
+            </w:tcMar>
+          </w:tcPr>
+          <w:p>
+            <w:r>
+              <w:rPr>
+                <w:rFonts w:ascii="Yu Gothic" w:cs="Yu Gothic" w:eastAsia="Yu Gothic" w:hAnsi="Yu Gothic"/>
+                <w:b w:val="false"/>
+                <w:bCs w:val="false"/>
+                <w:sz w:val="15"/>
+                <w:szCs w:val="15"/>
+              </w:rPr>
+              <w:t xml:space="preserve">C-1</w:t>
+            </w:r>
+          </w:p>
+        </w:tc>
+        <w:tc>
+          <w:tcPr>
+            <w:tcW w:type="dxa" w:w="6600"/>
+            <w:tcBorders>
+              <w:top w:val="single" w:color="000000" w:sz="4"/>
+              <w:left w:val="single" w:color="000000" w:sz="4"/>
+              <w:bottom w:val="single" w:color="000000" w:sz="4"/>
+              <w:right w:val="single" w:color="000000" w:sz="4"/>
+            </w:tcBorders>
+            <w:tcMar>
+              <w:top w:type="dxa" w:w="40"/>
+              <w:left w:type="dxa" w:w="80"/>
+              <w:bottom w:type="dxa" w:w="40"/>
+              <w:right w:type="dxa" w:w="80"/>
+            </w:tcMar>
+          </w:tcPr>
+          <w:p>
+            <w:r>
+              <w:rPr>
+                <w:rFonts w:ascii="Yu Gothic" w:cs="Yu Gothic" w:eastAsia="Yu Gothic" w:hAnsi="Yu Gothic"/>
+                <w:b w:val="false"/>
+                <w:bCs w:val="false"/>
+                <w:sz w:val="15"/>
+                <w:szCs w:val="15"/>
+              </w:rPr>
+              <w:t xml:space="preserve">A / B / C / D(様式SR-8の結果)</w:t>
             </w:r>
           </w:p>
         </w:tc>
@@ -1010,7 +994,7 @@
         </w:trPr>
         <w:tc>
           <w:tcPr>
-            <w:tcW w:type="dxa" w:w="3200"/>
+            <w:tcW w:type="dxa" w:w="3000"/>
             <w:tcBorders>
               <w:top w:val="single" w:color="000000" w:sz="4"/>
               <w:left w:val="single" w:color="000000" w:sz="4"/>
@@ -1039,30 +1023,30 @@
         </w:tc>
         <w:tc>
           <w:tcPr>
-            <w:tcW w:type="dxa" w:w="6400"/>
-            <w:tcBorders>
-              <w:top w:val="single" w:color="000000" w:sz="4"/>
-              <w:left w:val="single" w:color="000000" w:sz="4"/>
-              <w:bottom w:val="single" w:color="000000" w:sz="4"/>
-              <w:right w:val="single" w:color="000000" w:sz="4"/>
-            </w:tcBorders>
-            <w:tcMar>
-              <w:top w:type="dxa" w:w="40"/>
-              <w:left w:type="dxa" w:w="80"/>
-              <w:bottom w:type="dxa" w:w="40"/>
-              <w:right w:type="dxa" w:w="80"/>
-            </w:tcMar>
-          </w:tcPr>
-          <w:p>
-            <w:r>
-              <w:rPr>
-                <w:rFonts w:ascii="Yu Gothic" w:cs="Yu Gothic" w:eastAsia="Yu Gothic" w:hAnsi="Yu Gothic"/>
-                <w:b w:val="false"/>
-                <w:bCs w:val="false"/>
-                <w:sz w:val="15"/>
-                <w:szCs w:val="15"/>
-              </w:rPr>
-              <w:t xml:space="preserve">望ましい効果が大きく上回る / 望ましい効果がやや上回る / 同等 / 望ましくない効果がやや上回る / 望ましくない効果が大きく上回る / 判断できない</w:t>
+            <w:tcW w:type="dxa" w:w="6600"/>
+            <w:tcBorders>
+              <w:top w:val="single" w:color="000000" w:sz="4"/>
+              <w:left w:val="single" w:color="000000" w:sz="4"/>
+              <w:bottom w:val="single" w:color="000000" w:sz="4"/>
+              <w:right w:val="single" w:color="000000" w:sz="4"/>
+            </w:tcBorders>
+            <w:tcMar>
+              <w:top w:type="dxa" w:w="40"/>
+              <w:left w:type="dxa" w:w="80"/>
+              <w:bottom w:type="dxa" w:w="40"/>
+              <w:right w:type="dxa" w:w="80"/>
+            </w:tcMar>
+          </w:tcPr>
+          <w:p>
+            <w:r>
+              <w:rPr>
+                <w:rFonts w:ascii="Yu Gothic" w:cs="Yu Gothic" w:eastAsia="Yu Gothic" w:hAnsi="Yu Gothic"/>
+                <w:b w:val="false"/>
+                <w:bCs w:val="false"/>
+                <w:sz w:val="15"/>
+                <w:szCs w:val="15"/>
+              </w:rPr>
+              <w:t xml:space="preserve">望ましい効果が大きく上回る / やや上回る / 同等 / 望ましくない効果がやや上回る / 大きく上回る / 判断できない</w:t>
             </w:r>
           </w:p>
         </w:tc>
@@ -1074,7 +1058,7 @@
         </w:trPr>
         <w:tc>
           <w:tcPr>
-            <w:tcW w:type="dxa" w:w="3200"/>
+            <w:tcW w:type="dxa" w:w="3000"/>
             <w:tcBorders>
               <w:top w:val="single" w:color="000000" w:sz="4"/>
               <w:left w:val="single" w:color="000000" w:sz="4"/>
@@ -1103,30 +1087,30 @@
         </w:tc>
         <w:tc>
           <w:tcPr>
-            <w:tcW w:type="dxa" w:w="6400"/>
-            <w:tcBorders>
-              <w:top w:val="single" w:color="000000" w:sz="4"/>
-              <w:left w:val="single" w:color="000000" w:sz="4"/>
-              <w:bottom w:val="single" w:color="000000" w:sz="4"/>
-              <w:right w:val="single" w:color="000000" w:sz="4"/>
-            </w:tcBorders>
-            <w:tcMar>
-              <w:top w:type="dxa" w:w="40"/>
-              <w:left w:type="dxa" w:w="80"/>
-              <w:bottom w:type="dxa" w:w="40"/>
-              <w:right w:type="dxa" w:w="80"/>
-            </w:tcMar>
-          </w:tcPr>
-          <w:p>
-            <w:r>
-              <w:rPr>
-                <w:rFonts w:ascii="Yu Gothic" w:cs="Yu Gothic" w:eastAsia="Yu Gothic" w:hAnsi="Yu Gothic"/>
-                <w:b w:val="false"/>
-                <w:bCs w:val="false"/>
-                <w:sz w:val="15"/>
-                <w:szCs w:val="15"/>
-              </w:rPr>
-              <w:t xml:space="preserve">ばらつきはない / ばらつきがある / 判断できない。根拠欄に、判断の元(文献、外部評価委員の意見など)を書く</w:t>
+            <w:tcW w:type="dxa" w:w="6600"/>
+            <w:tcBorders>
+              <w:top w:val="single" w:color="000000" w:sz="4"/>
+              <w:left w:val="single" w:color="000000" w:sz="4"/>
+              <w:bottom w:val="single" w:color="000000" w:sz="4"/>
+              <w:right w:val="single" w:color="000000" w:sz="4"/>
+            </w:tcBorders>
+            <w:tcMar>
+              <w:top w:type="dxa" w:w="40"/>
+              <w:left w:type="dxa" w:w="80"/>
+              <w:bottom w:type="dxa" w:w="40"/>
+              <w:right w:type="dxa" w:w="80"/>
+            </w:tcMar>
+          </w:tcPr>
+          <w:p>
+            <w:r>
+              <w:rPr>
+                <w:rFonts w:ascii="Yu Gothic" w:cs="Yu Gothic" w:eastAsia="Yu Gothic" w:hAnsi="Yu Gothic"/>
+                <w:b w:val="false"/>
+                <w:bCs w:val="false"/>
+                <w:sz w:val="15"/>
+                <w:szCs w:val="15"/>
+              </w:rPr>
+              <w:t xml:space="preserve">ばらつきはない / ばらつきがある / 判断できない(根拠欄に判断の元を記載)</w:t>
             </w:r>
           </w:p>
         </w:tc>
@@ -1138,79 +1122,64 @@
         </w:trPr>
         <w:tc>
           <w:tcPr>
-            <w:tcW w:type="dxa" w:w="3200"/>
-            <w:tcBorders>
-              <w:top w:val="single" w:color="000000" w:sz="4"/>
-              <w:left w:val="single" w:color="000000" w:sz="4"/>
-              <w:bottom w:val="single" w:color="000000" w:sz="4"/>
-              <w:right w:val="single" w:color="000000" w:sz="4"/>
-            </w:tcBorders>
-            <w:tcMar>
-              <w:top w:type="dxa" w:w="40"/>
-              <w:left w:type="dxa" w:w="80"/>
-              <w:bottom w:type="dxa" w:w="40"/>
-              <w:right w:type="dxa" w:w="80"/>
-            </w:tcMar>
-          </w:tcPr>
-          <w:p>
-            <w:r>
-              <w:rPr>
-                <w:rFonts w:ascii="Yu Gothic" w:cs="Yu Gothic" w:eastAsia="Yu Gothic" w:hAnsi="Yu Gothic"/>
-                <w:b w:val="false"/>
-                <w:bCs w:val="false"/>
-                <w:sz w:val="15"/>
-                <w:szCs w:val="15"/>
-              </w:rPr>
-              <w:t xml:space="preserve">C-4 資源の利用</w:t>
-            </w:r>
-          </w:p>
-        </w:tc>
-        <w:tc>
-          <w:tcPr>
-            <w:tcW w:type="dxa" w:w="6400"/>
-            <w:tcBorders>
-              <w:top w:val="single" w:color="000000" w:sz="4"/>
-              <w:left w:val="single" w:color="000000" w:sz="4"/>
-              <w:bottom w:val="single" w:color="000000" w:sz="4"/>
-              <w:right w:val="single" w:color="000000" w:sz="4"/>
-            </w:tcBorders>
-            <w:tcMar>
-              <w:top w:type="dxa" w:w="40"/>
-              <w:left w:type="dxa" w:w="80"/>
-              <w:bottom w:type="dxa" w:w="40"/>
-              <w:right w:type="dxa" w:w="80"/>
-            </w:tcMar>
-          </w:tcPr>
-          <w:p>
-            <w:r>
-              <w:rPr>
-                <w:rFonts w:ascii="Yu Gothic" w:cs="Yu Gothic" w:eastAsia="Yu Gothic" w:hAnsi="Yu Gothic"/>
-                <w:b w:val="false"/>
-                <w:bCs w:val="false"/>
-                <w:sz w:val="15"/>
-                <w:szCs w:val="15"/>
-              </w:rPr>
-              <w:t xml:space="preserve">検討が必要(高額が予想される) / 検討は不要。検討が必要な場合は、根拠欄に費用を書く</w:t>
+            <w:tcW w:type="dxa" w:w="3000"/>
+            <w:tcBorders>
+              <w:top w:val="single" w:color="000000" w:sz="4"/>
+              <w:left w:val="single" w:color="000000" w:sz="4"/>
+              <w:bottom w:val="single" w:color="000000" w:sz="4"/>
+              <w:right w:val="single" w:color="000000" w:sz="4"/>
+            </w:tcBorders>
+            <w:tcMar>
+              <w:top w:type="dxa" w:w="40"/>
+              <w:left w:type="dxa" w:w="80"/>
+              <w:bottom w:type="dxa" w:w="40"/>
+              <w:right w:type="dxa" w:w="80"/>
+            </w:tcMar>
+          </w:tcPr>
+          <w:p>
+            <w:r>
+              <w:rPr>
+                <w:rFonts w:ascii="Yu Gothic" w:cs="Yu Gothic" w:eastAsia="Yu Gothic" w:hAnsi="Yu Gothic"/>
+                <w:b w:val="false"/>
+                <w:bCs w:val="false"/>
+                <w:sz w:val="15"/>
+                <w:szCs w:val="15"/>
+              </w:rPr>
+              <w:t xml:space="preserve">C-4 資源</w:t>
+            </w:r>
+          </w:p>
+        </w:tc>
+        <w:tc>
+          <w:tcPr>
+            <w:tcW w:type="dxa" w:w="6600"/>
+            <w:tcBorders>
+              <w:top w:val="single" w:color="000000" w:sz="4"/>
+              <w:left w:val="single" w:color="000000" w:sz="4"/>
+              <w:bottom w:val="single" w:color="000000" w:sz="4"/>
+              <w:right w:val="single" w:color="000000" w:sz="4"/>
+            </w:tcBorders>
+            <w:tcMar>
+              <w:top w:type="dxa" w:w="40"/>
+              <w:left w:type="dxa" w:w="80"/>
+              <w:bottom w:type="dxa" w:w="40"/>
+              <w:right w:type="dxa" w:w="80"/>
+            </w:tcMar>
+          </w:tcPr>
+          <w:p>
+            <w:r>
+              <w:rPr>
+                <w:rFonts w:ascii="Yu Gothic" w:cs="Yu Gothic" w:eastAsia="Yu Gothic" w:hAnsi="Yu Gothic"/>
+                <w:b w:val="false"/>
+                <w:bCs w:val="false"/>
+                <w:sz w:val="15"/>
+                <w:szCs w:val="15"/>
+              </w:rPr>
+              <w:t xml:space="preserve">検討が必要(高額が予想される) / 検討は不要</w:t>
             </w:r>
           </w:p>
         </w:tc>
       </w:tr>
     </w:tbl>
-    <w:p>
-      <w:pPr>
-        <w:spacing w:after="100"/>
-      </w:pPr>
-      <w:r>
-        <w:rPr>
-          <w:rFonts w:ascii="Yu Gothic" w:cs="Yu Gothic" w:eastAsia="Yu Gothic" w:hAnsi="Yu Gothic"/>
-          <w:i/>
-          <w:iCs/>
-          <w:sz w:val="18"/>
-          <w:szCs w:val="18"/>
-        </w:rPr>
-        <w:t xml:space="preserve">選択肢は、プルダウンで選ぶ。判断は委員が行う。AIは、2023年版の記載の取り出しと、SR-8の数値の転記の補助に限る。</w:t>
-      </w:r>
-    </w:p>
     <w:p>
       <w:pPr>
         <w:pStyle w:val="Heading1"/>
@@ -1224,490 +1193,7 @@
           <w:sz w:val="26"/>
           <w:szCs w:val="26"/>
         </w:rPr>
-        <w:t xml:space="preserve">4. 記入例(2023年版の記載のみ。2028年版は空欄)</w:t>
-      </w:r>
-    </w:p>
-    <w:tbl>
-      <w:tblPr>
-        <w:tblW w:type="dxa" w:w="9600"/>
-        <w:tblBorders>
-          <w:top w:val="single" w:color="auto" w:sz="4"/>
-          <w:left w:val="single" w:color="auto" w:sz="4"/>
-          <w:bottom w:val="single" w:color="auto" w:sz="4"/>
-          <w:right w:val="single" w:color="auto" w:sz="4"/>
-          <w:insideH w:val="single" w:color="auto" w:sz="4"/>
-          <w:insideV w:val="single" w:color="auto" w:sz="4"/>
-        </w:tblBorders>
-      </w:tblPr>
-      <w:tblGrid>
-        <w:gridCol w:w="2600"/>
-        <w:gridCol w:w="7000"/>
-      </w:tblGrid>
-      <w:tr>
-        <w:trPr>
-          <w:cantSplit/>
-          <w:tblHeader/>
-        </w:trPr>
-        <w:tc>
-          <w:tcPr>
-            <w:tcW w:type="dxa" w:w="2600"/>
-            <w:tcBorders>
-              <w:top w:val="single" w:color="000000" w:sz="4"/>
-              <w:left w:val="single" w:color="000000" w:sz="4"/>
-              <w:bottom w:val="single" w:color="000000" w:sz="4"/>
-              <w:right w:val="single" w:color="000000" w:sz="4"/>
-            </w:tcBorders>
-            <w:shd w:fill="EDEDED" w:color="auto" w:val="clear"/>
-            <w:tcMar>
-              <w:top w:type="dxa" w:w="40"/>
-              <w:left w:type="dxa" w:w="80"/>
-              <w:bottom w:type="dxa" w:w="40"/>
-              <w:right w:type="dxa" w:w="80"/>
-            </w:tcMar>
-          </w:tcPr>
-          <w:p>
-            <w:r>
-              <w:rPr>
-                <w:rFonts w:ascii="Yu Gothic" w:cs="Yu Gothic" w:eastAsia="Yu Gothic" w:hAnsi="Yu Gothic"/>
-                <w:b/>
-                <w:bCs/>
-                <w:sz w:val="15"/>
-                <w:szCs w:val="15"/>
-              </w:rPr>
-              <w:t xml:space="preserve">項目</w:t>
-            </w:r>
-          </w:p>
-        </w:tc>
-        <w:tc>
-          <w:tcPr>
-            <w:tcW w:type="dxa" w:w="7000"/>
-            <w:tcBorders>
-              <w:top w:val="single" w:color="000000" w:sz="4"/>
-              <w:left w:val="single" w:color="000000" w:sz="4"/>
-              <w:bottom w:val="single" w:color="000000" w:sz="4"/>
-              <w:right w:val="single" w:color="000000" w:sz="4"/>
-            </w:tcBorders>
-            <w:shd w:fill="EDEDED" w:color="auto" w:val="clear"/>
-            <w:tcMar>
-              <w:top w:type="dxa" w:w="40"/>
-              <w:left w:type="dxa" w:w="80"/>
-              <w:bottom w:type="dxa" w:w="40"/>
-              <w:right w:type="dxa" w:w="80"/>
-            </w:tcMar>
-          </w:tcPr>
-          <w:p>
-            <w:r>
-              <w:rPr>
-                <w:rFonts w:ascii="Yu Gothic" w:cs="Yu Gothic" w:eastAsia="Yu Gothic" w:hAnsi="Yu Gothic"/>
-                <w:b/>
-                <w:bCs/>
-                <w:sz w:val="15"/>
-                <w:szCs w:val="15"/>
-              </w:rPr>
-              <w:t xml:space="preserve">内容</w:t>
-            </w:r>
-          </w:p>
-        </w:tc>
-      </w:tr>
-      <w:tr>
-        <w:trPr>
-          <w:cantSplit/>
-          <w:tblHeader w:val="off"/>
-        </w:trPr>
-        <w:tc>
-          <w:tcPr>
-            <w:tcW w:type="dxa" w:w="2600"/>
-            <w:tcBorders>
-              <w:top w:val="single" w:color="000000" w:sz="4"/>
-              <w:left w:val="single" w:color="000000" w:sz="4"/>
-              <w:bottom w:val="single" w:color="000000" w:sz="4"/>
-              <w:right w:val="single" w:color="000000" w:sz="4"/>
-            </w:tcBorders>
-            <w:tcMar>
-              <w:top w:type="dxa" w:w="40"/>
-              <w:left w:type="dxa" w:w="80"/>
-              <w:bottom w:type="dxa" w:w="40"/>
-              <w:right w:type="dxa" w:w="80"/>
-            </w:tcMar>
-          </w:tcPr>
-          <w:p>
-            <w:r>
-              <w:rPr>
-                <w:rFonts w:ascii="Yu Gothic" w:cs="Yu Gothic" w:eastAsia="Yu Gothic" w:hAnsi="Yu Gothic"/>
-                <w:b w:val="false"/>
-                <w:bCs w:val="false"/>
-                <w:sz w:val="15"/>
-                <w:szCs w:val="15"/>
-              </w:rPr>
-              <w:t xml:space="preserve">CQ</w:t>
-            </w:r>
-          </w:p>
-        </w:tc>
-        <w:tc>
-          <w:tcPr>
-            <w:tcW w:type="dxa" w:w="7000"/>
-            <w:tcBorders>
-              <w:top w:val="single" w:color="000000" w:sz="4"/>
-              <w:left w:val="single" w:color="000000" w:sz="4"/>
-              <w:bottom w:val="single" w:color="000000" w:sz="4"/>
-              <w:right w:val="single" w:color="000000" w:sz="4"/>
-            </w:tcBorders>
-            <w:tcMar>
-              <w:top w:type="dxa" w:w="40"/>
-              <w:left w:type="dxa" w:w="80"/>
-              <w:bottom w:type="dxa" w:w="40"/>
-              <w:right w:type="dxa" w:w="80"/>
-            </w:tcMar>
-          </w:tcPr>
-          <w:p>
-            <w:r>
-              <w:rPr>
-                <w:rFonts w:ascii="Yu Gothic" w:cs="Yu Gothic" w:eastAsia="Yu Gothic" w:hAnsi="Yu Gothic"/>
-                <w:b w:val="false"/>
-                <w:bCs w:val="false"/>
-                <w:sz w:val="15"/>
-                <w:szCs w:val="15"/>
-              </w:rPr>
-              <w:t xml:space="preserve">CQ1 薬物療法による予防: 牛車腎気丸</w:t>
-            </w:r>
-          </w:p>
-        </w:tc>
-      </w:tr>
-      <w:tr>
-        <w:trPr>
-          <w:cantSplit/>
-          <w:tblHeader w:val="off"/>
-        </w:trPr>
-        <w:tc>
-          <w:tcPr>
-            <w:tcW w:type="dxa" w:w="2600"/>
-            <w:tcBorders>
-              <w:top w:val="single" w:color="000000" w:sz="4"/>
-              <w:left w:val="single" w:color="000000" w:sz="4"/>
-              <w:bottom w:val="single" w:color="000000" w:sz="4"/>
-              <w:right w:val="single" w:color="000000" w:sz="4"/>
-            </w:tcBorders>
-            <w:tcMar>
-              <w:top w:type="dxa" w:w="40"/>
-              <w:left w:type="dxa" w:w="80"/>
-              <w:bottom w:type="dxa" w:w="40"/>
-              <w:right w:type="dxa" w:w="80"/>
-            </w:tcMar>
-          </w:tcPr>
-          <w:p>
-            <w:r>
-              <w:rPr>
-                <w:rFonts w:ascii="Yu Gothic" w:cs="Yu Gothic" w:eastAsia="Yu Gothic" w:hAnsi="Yu Gothic"/>
-                <w:b w:val="false"/>
-                <w:bCs w:val="false"/>
-                <w:sz w:val="15"/>
-                <w:szCs w:val="15"/>
-              </w:rPr>
-              <w:t xml:space="preserve">推奨文(2023年版)</w:t>
-            </w:r>
-          </w:p>
-        </w:tc>
-        <w:tc>
-          <w:tcPr>
-            <w:tcW w:type="dxa" w:w="7000"/>
-            <w:tcBorders>
-              <w:top w:val="single" w:color="000000" w:sz="4"/>
-              <w:left w:val="single" w:color="000000" w:sz="4"/>
-              <w:bottom w:val="single" w:color="000000" w:sz="4"/>
-              <w:right w:val="single" w:color="000000" w:sz="4"/>
-            </w:tcBorders>
-            <w:tcMar>
-              <w:top w:type="dxa" w:w="40"/>
-              <w:left w:type="dxa" w:w="80"/>
-              <w:bottom w:type="dxa" w:w="40"/>
-              <w:right w:type="dxa" w:w="80"/>
-            </w:tcMar>
-          </w:tcPr>
-          <w:p>
-            <w:r>
-              <w:rPr>
-                <w:rFonts w:ascii="Yu Gothic" w:cs="Yu Gothic" w:eastAsia="Yu Gothic" w:hAnsi="Yu Gothic"/>
-                <w:b w:val="false"/>
-                <w:bCs w:val="false"/>
-                <w:sz w:val="15"/>
-                <w:szCs w:val="15"/>
-              </w:rPr>
-              <w:t xml:space="preserve">CIPN症状(白金製剤由来に限る)の予防として、牛車腎気丸を投与しないことを提案する</w:t>
-            </w:r>
-          </w:p>
-        </w:tc>
-      </w:tr>
-      <w:tr>
-        <w:trPr>
-          <w:cantSplit/>
-          <w:tblHeader w:val="off"/>
-        </w:trPr>
-        <w:tc>
-          <w:tcPr>
-            <w:tcW w:type="dxa" w:w="2600"/>
-            <w:tcBorders>
-              <w:top w:val="single" w:color="000000" w:sz="4"/>
-              <w:left w:val="single" w:color="000000" w:sz="4"/>
-              <w:bottom w:val="single" w:color="000000" w:sz="4"/>
-              <w:right w:val="single" w:color="000000" w:sz="4"/>
-            </w:tcBorders>
-            <w:tcMar>
-              <w:top w:type="dxa" w:w="40"/>
-              <w:left w:type="dxa" w:w="80"/>
-              <w:bottom w:type="dxa" w:w="40"/>
-              <w:right w:type="dxa" w:w="80"/>
-            </w:tcMar>
-          </w:tcPr>
-          <w:p>
-            <w:r>
-              <w:rPr>
-                <w:rFonts w:ascii="Yu Gothic" w:cs="Yu Gothic" w:eastAsia="Yu Gothic" w:hAnsi="Yu Gothic"/>
-                <w:b w:val="false"/>
-                <w:bCs w:val="false"/>
-                <w:sz w:val="15"/>
-                <w:szCs w:val="15"/>
-              </w:rPr>
-              <w:t xml:space="preserve">推奨の強さ・確実性(2023年版)</w:t>
-            </w:r>
-          </w:p>
-        </w:tc>
-        <w:tc>
-          <w:tcPr>
-            <w:tcW w:type="dxa" w:w="7000"/>
-            <w:tcBorders>
-              <w:top w:val="single" w:color="000000" w:sz="4"/>
-              <w:left w:val="single" w:color="000000" w:sz="4"/>
-              <w:bottom w:val="single" w:color="000000" w:sz="4"/>
-              <w:right w:val="single" w:color="000000" w:sz="4"/>
-            </w:tcBorders>
-            <w:tcMar>
-              <w:top w:type="dxa" w:w="40"/>
-              <w:left w:type="dxa" w:w="80"/>
-              <w:bottom w:type="dxa" w:w="40"/>
-              <w:right w:type="dxa" w:w="80"/>
-            </w:tcMar>
-          </w:tcPr>
-          <w:p>
-            <w:r>
-              <w:rPr>
-                <w:rFonts w:ascii="Yu Gothic" w:cs="Yu Gothic" w:eastAsia="Yu Gothic" w:hAnsi="Yu Gothic"/>
-                <w:b w:val="false"/>
-                <w:bCs w:val="false"/>
-                <w:sz w:val="15"/>
-                <w:szCs w:val="15"/>
-              </w:rPr>
-              <w:t xml:space="preserve">4(弱)、B(中)。合意率 100%(13/13)</w:t>
-            </w:r>
-          </w:p>
-        </w:tc>
-      </w:tr>
-      <w:tr>
-        <w:trPr>
-          <w:cantSplit/>
-          <w:tblHeader w:val="off"/>
-        </w:trPr>
-        <w:tc>
-          <w:tcPr>
-            <w:tcW w:type="dxa" w:w="2600"/>
-            <w:tcBorders>
-              <w:top w:val="single" w:color="000000" w:sz="4"/>
-              <w:left w:val="single" w:color="000000" w:sz="4"/>
-              <w:bottom w:val="single" w:color="000000" w:sz="4"/>
-              <w:right w:val="single" w:color="000000" w:sz="4"/>
-            </w:tcBorders>
-            <w:tcMar>
-              <w:top w:type="dxa" w:w="40"/>
-              <w:left w:type="dxa" w:w="80"/>
-              <w:bottom w:type="dxa" w:w="40"/>
-              <w:right w:type="dxa" w:w="80"/>
-            </w:tcMar>
-          </w:tcPr>
-          <w:p>
-            <w:r>
-              <w:rPr>
-                <w:rFonts w:ascii="Yu Gothic" w:cs="Yu Gothic" w:eastAsia="Yu Gothic" w:hAnsi="Yu Gothic"/>
-                <w:b w:val="false"/>
-                <w:bCs w:val="false"/>
-                <w:sz w:val="15"/>
-                <w:szCs w:val="15"/>
-              </w:rPr>
-              <w:t xml:space="preserve">投票結果(2023年版)</w:t>
-            </w:r>
-          </w:p>
-        </w:tc>
-        <w:tc>
-          <w:tcPr>
-            <w:tcW w:type="dxa" w:w="7000"/>
-            <w:tcBorders>
-              <w:top w:val="single" w:color="000000" w:sz="4"/>
-              <w:left w:val="single" w:color="000000" w:sz="4"/>
-              <w:bottom w:val="single" w:color="000000" w:sz="4"/>
-              <w:right w:val="single" w:color="000000" w:sz="4"/>
-            </w:tcBorders>
-            <w:tcMar>
-              <w:top w:type="dxa" w:w="40"/>
-              <w:left w:type="dxa" w:w="80"/>
-              <w:bottom w:type="dxa" w:w="40"/>
-              <w:right w:type="dxa" w:w="80"/>
-            </w:tcMar>
-          </w:tcPr>
-          <w:p>
-            <w:r>
-              <w:rPr>
-                <w:rFonts w:ascii="Yu Gothic" w:cs="Yu Gothic" w:eastAsia="Yu Gothic" w:hAnsi="Yu Gothic"/>
-                <w:b w:val="false"/>
-                <w:bCs w:val="false"/>
-                <w:sz w:val="15"/>
-                <w:szCs w:val="15"/>
-              </w:rPr>
-              <w:t xml:space="preserve">13名(棄権: 利益相反0名・SR0名)。4「投与しないことを提案する」13票(13/13)</w:t>
-            </w:r>
-          </w:p>
-        </w:tc>
-      </w:tr>
-      <w:tr>
-        <w:trPr>
-          <w:cantSplit/>
-          <w:tblHeader w:val="off"/>
-        </w:trPr>
-        <w:tc>
-          <w:tcPr>
-            <w:tcW w:type="dxa" w:w="2600"/>
-            <w:tcBorders>
-              <w:top w:val="single" w:color="000000" w:sz="4"/>
-              <w:left w:val="single" w:color="000000" w:sz="4"/>
-              <w:bottom w:val="single" w:color="000000" w:sz="4"/>
-              <w:right w:val="single" w:color="000000" w:sz="4"/>
-            </w:tcBorders>
-            <w:tcMar>
-              <w:top w:type="dxa" w:w="40"/>
-              <w:left w:type="dxa" w:w="80"/>
-              <w:bottom w:type="dxa" w:w="40"/>
-              <w:right w:type="dxa" w:w="80"/>
-            </w:tcMar>
-          </w:tcPr>
-          <w:p>
-            <w:r>
-              <w:rPr>
-                <w:rFonts w:ascii="Yu Gothic" w:cs="Yu Gothic" w:eastAsia="Yu Gothic" w:hAnsi="Yu Gothic"/>
-                <w:b w:val="false"/>
-                <w:bCs w:val="false"/>
-                <w:sz w:val="15"/>
-                <w:szCs w:val="15"/>
-              </w:rPr>
-              <w:t xml:space="preserve">解説の要点(2023年版の原文から)</w:t>
-            </w:r>
-          </w:p>
-        </w:tc>
-        <w:tc>
-          <w:tcPr>
-            <w:tcW w:type="dxa" w:w="7000"/>
-            <w:tcBorders>
-              <w:top w:val="single" w:color="000000" w:sz="4"/>
-              <w:left w:val="single" w:color="000000" w:sz="4"/>
-              <w:bottom w:val="single" w:color="000000" w:sz="4"/>
-              <w:right w:val="single" w:color="000000" w:sz="4"/>
-            </w:tcBorders>
-            <w:tcMar>
-              <w:top w:type="dxa" w:w="40"/>
-              <w:left w:type="dxa" w:w="80"/>
-              <w:bottom w:type="dxa" w:w="40"/>
-              <w:right w:type="dxa" w:w="80"/>
-            </w:tcMar>
-          </w:tcPr>
-          <w:p>
-            <w:r>
-              <w:rPr>
-                <w:rFonts w:ascii="Yu Gothic" w:cs="Yu Gothic" w:eastAsia="Yu Gothic" w:hAnsi="Yu Gothic"/>
-                <w:b w:val="false"/>
-                <w:bCs w:val="false"/>
-                <w:sz w:val="15"/>
-                <w:szCs w:val="15"/>
-              </w:rPr>
-              <w:t xml:space="preserve">RCT 5件。大規模RCT(Oki)で有効性を示せず、中間解析で介入群のCIPN発症が有意に多かったため試験中止。メタ解析でも、Grade 2以上の発現率に有意差なし。以上より、予防効果が期待できず、CIPNが増悪する可能性があるため、投与しないことを提案する</w:t>
-            </w:r>
-          </w:p>
-        </w:tc>
-      </w:tr>
-      <w:tr>
-        <w:trPr>
-          <w:cantSplit/>
-          <w:tblHeader w:val="off"/>
-        </w:trPr>
-        <w:tc>
-          <w:tcPr>
-            <w:tcW w:type="dxa" w:w="2600"/>
-            <w:tcBorders>
-              <w:top w:val="single" w:color="000000" w:sz="4"/>
-              <w:left w:val="single" w:color="000000" w:sz="4"/>
-              <w:bottom w:val="single" w:color="000000" w:sz="4"/>
-              <w:right w:val="single" w:color="000000" w:sz="4"/>
-            </w:tcBorders>
-            <w:tcMar>
-              <w:top w:type="dxa" w:w="40"/>
-              <w:left w:type="dxa" w:w="80"/>
-              <w:bottom w:type="dxa" w:w="40"/>
-              <w:right w:type="dxa" w:w="80"/>
-            </w:tcMar>
-          </w:tcPr>
-          <w:p>
-            <w:r>
-              <w:rPr>
-                <w:rFonts w:ascii="Yu Gothic" w:cs="Yu Gothic" w:eastAsia="Yu Gothic" w:hAnsi="Yu Gothic"/>
-                <w:b w:val="false"/>
-                <w:bCs w:val="false"/>
-                <w:sz w:val="15"/>
-                <w:szCs w:val="15"/>
-              </w:rPr>
-              <w:t xml:space="preserve">2028年版案</w:t>
-            </w:r>
-          </w:p>
-        </w:tc>
-        <w:tc>
-          <w:tcPr>
-            <w:tcW w:type="dxa" w:w="7000"/>
-            <w:tcBorders>
-              <w:top w:val="single" w:color="000000" w:sz="4"/>
-              <w:left w:val="single" w:color="000000" w:sz="4"/>
-              <w:bottom w:val="single" w:color="000000" w:sz="4"/>
-              <w:right w:val="single" w:color="000000" w:sz="4"/>
-            </w:tcBorders>
-            <w:tcMar>
-              <w:top w:type="dxa" w:w="40"/>
-              <w:left w:type="dxa" w:w="80"/>
-              <w:bottom w:type="dxa" w:w="40"/>
-              <w:right w:type="dxa" w:w="80"/>
-            </w:tcMar>
-          </w:tcPr>
-          <w:p>
-            <w:r>
-              <w:rPr>
-                <w:rFonts w:ascii="Yu Gothic" w:cs="Yu Gothic" w:eastAsia="Yu Gothic" w:hAnsi="Yu Gothic"/>
-                <w:b w:val="false"/>
-                <w:bCs w:val="false"/>
-                <w:sz w:val="15"/>
-                <w:szCs w:val="15"/>
-              </w:rPr>
-              <w:t xml:space="preserve">(SR担当が、新しい論文の評価とSR-8の後に記入する)</w:t>
-            </w:r>
-          </w:p>
-        </w:tc>
-      </w:tr>
-    </w:tbl>
-    <w:p>
-      <w:pPr>
-        <w:pStyle w:val="Heading1"/>
-        <w:spacing w:after="120" w:before="280"/>
-      </w:pPr>
-      <w:r>
-        <w:rPr>
-          <w:rFonts w:ascii="Yu Gothic" w:cs="Yu Gothic" w:eastAsia="Yu Gothic" w:hAnsi="Yu Gothic"/>
-          <w:b/>
-          <w:bCs/>
-          <w:sz w:val="26"/>
-          <w:szCs w:val="26"/>
-        </w:rPr>
-        <w:t xml:space="preserve">5. 運用</w:t>
+        <w:t xml:space="preserve">3. 検討事項</w:t>
       </w:r>
     </w:p>
     <w:p>
@@ -1725,7 +1211,7 @@
           <w:sz w:val="20"/>
           <w:szCs w:val="20"/>
         </w:rPr>
-        <w:t xml:space="preserve">様式案のExcelは、CQごとにシートがある。SR担当の2名が、作業ブックの「EtD(2023年版)」シートと同じ内容を見ながら、2028年版の欄に記入する。</w:t>
+        <w:t xml:space="preserve">構成(A〜E)と選択肢の承認。</w:t>
       </w:r>
     </w:p>
     <w:p>
@@ -1743,7 +1229,7 @@
           <w:sz w:val="20"/>
           <w:szCs w:val="20"/>
         </w:rPr>
-        <w:t xml:space="preserve">記入の時期は、SR-8の完了(2027年4月末)から、草案の提出(2027年5月上旬)まで。提出は、会議の3週間前。</w:t>
+        <w:t xml:space="preserve">C-3の根拠の記録方法。投票者に患者代表は含まないため、外部評価委員(浜野純、桜井なおみ)の意見、患者の価値観を調べた文献を候補とする。</w:t>
       </w:r>
     </w:p>
     <w:p>
@@ -1761,131 +1247,7 @@
           <w:sz w:val="20"/>
           <w:szCs w:val="20"/>
         </w:rPr>
-        <w:t xml:space="preserve">会議では、決定記録シートの「2023年版の記載」の欄と、このEtDを見ながら、投票する。投票者は、統括委員と作成グループ委員で、有資格者数は、CQごとのCOI除外で変わる。</w:t>
-      </w:r>
-    </w:p>
-    <w:p>
-      <w:pPr>
-        <w:pStyle w:val="ListParagraph"/>
-        <w:numPr>
-          <w:ilvl w:val="0"/>
-          <w:numId w:val="2"/>
-        </w:numPr>
-        <w:spacing w:after="50"/>
-      </w:pPr>
-      <w:r>
-        <w:rPr>
-          <w:rFonts w:ascii="Yu Gothic" w:cs="Yu Gothic" w:eastAsia="Yu Gothic" w:hAnsi="Yu Gothic"/>
-          <w:sz w:val="20"/>
-          <w:szCs w:val="20"/>
-        </w:rPr>
-        <w:t xml:space="preserve">会議の後、確定した強さ・回・有資格者数を、EtDのEに転記する。Minds書類の一式(推奨作成の記録.xlsx)にも、同じ内容が出力される。</w:t>
-      </w:r>
-    </w:p>
-    <w:p>
-      <w:pPr>
-        <w:pStyle w:val="Heading1"/>
-        <w:spacing w:after="120" w:before="280"/>
-      </w:pPr>
-      <w:r>
-        <w:rPr>
-          <w:rFonts w:ascii="Yu Gothic" w:cs="Yu Gothic" w:eastAsia="Yu Gothic" w:hAnsi="Yu Gothic"/>
-          <w:b/>
-          <w:bCs/>
-          <w:sz w:val="26"/>
-          <w:szCs w:val="26"/>
-        </w:rPr>
-        <w:t xml:space="preserve">6. 打ち合わせで決めたい点</w:t>
-      </w:r>
-    </w:p>
-    <w:p>
-      <w:pPr>
-        <w:pStyle w:val="ListParagraph"/>
-        <w:numPr>
-          <w:ilvl w:val="0"/>
-          <w:numId w:val="2"/>
-        </w:numPr>
-        <w:spacing w:after="50"/>
-      </w:pPr>
-      <w:r>
-        <w:rPr>
-          <w:rFonts w:ascii="Yu Gothic" w:cs="Yu Gothic" w:eastAsia="Yu Gothic" w:hAnsi="Yu Gothic"/>
-          <w:sz w:val="20"/>
-          <w:szCs w:val="20"/>
-        </w:rPr>
-        <w:t xml:space="preserve">様式案(A〜E)の構成でよいか。</w:t>
-      </w:r>
-    </w:p>
-    <w:p>
-      <w:pPr>
-        <w:pStyle w:val="ListParagraph"/>
-        <w:numPr>
-          <w:ilvl w:val="0"/>
-          <w:numId w:val="2"/>
-        </w:numPr>
-        <w:spacing w:after="50"/>
-      </w:pPr>
-      <w:r>
-        <w:rPr>
-          <w:rFonts w:ascii="Yu Gothic" w:cs="Yu Gothic" w:eastAsia="Yu Gothic" w:hAnsi="Yu Gothic"/>
-          <w:sz w:val="20"/>
-          <w:szCs w:val="20"/>
-        </w:rPr>
-        <w:t xml:space="preserve">判断の選択肢(C-2、C-3、C-4)の案でよいか。</w:t>
-      </w:r>
-    </w:p>
-    <w:p>
-      <w:pPr>
-        <w:pStyle w:val="ListParagraph"/>
-        <w:numPr>
-          <w:ilvl w:val="0"/>
-          <w:numId w:val="2"/>
-        </w:numPr>
-        <w:spacing w:after="50"/>
-      </w:pPr>
-      <w:r>
-        <w:rPr>
-          <w:rFonts w:ascii="Yu Gothic" w:cs="Yu Gothic" w:eastAsia="Yu Gothic" w:hAnsi="Yu Gothic"/>
-          <w:sz w:val="20"/>
-          <w:szCs w:val="20"/>
-        </w:rPr>
-        <w:t xml:space="preserve">C-3(患者・市民の価値観と希望)の根拠を、何で記録するか。推奨作成の投票者に患者代表は含めない。外部評価委員(浜野純、桜井なおみ)の意見、患者の価値観を調べた文献などが候補である。</w:t>
-      </w:r>
-    </w:p>
-    <w:p>
-      <w:pPr>
-        <w:pStyle w:val="ListParagraph"/>
-        <w:numPr>
-          <w:ilvl w:val="0"/>
-          <w:numId w:val="2"/>
-        </w:numPr>
-        <w:spacing w:after="50"/>
-      </w:pPr>
-      <w:r>
-        <w:rPr>
-          <w:rFonts w:ascii="Yu Gothic" w:cs="Yu Gothic" w:eastAsia="Yu Gothic" w:hAnsi="Yu Gothic"/>
-          <w:sz w:val="20"/>
-          <w:szCs w:val="20"/>
-        </w:rPr>
-        <w:t xml:space="preserve">Bのアウトカム別の表は、SoFの出力から転記するか、SR-8を直接参照するか。</w:t>
-      </w:r>
-    </w:p>
-    <w:p>
-      <w:pPr>
-        <w:pStyle w:val="ListParagraph"/>
-        <w:numPr>
-          <w:ilvl w:val="0"/>
-          <w:numId w:val="2"/>
-        </w:numPr>
-        <w:spacing w:after="50"/>
-      </w:pPr>
-      <w:r>
-        <w:rPr>
-          <w:rFonts w:ascii="Yu Gothic" w:cs="Yu Gothic" w:eastAsia="Yu Gothic" w:hAnsi="Yu Gothic"/>
-          <w:sz w:val="20"/>
-          <w:szCs w:val="20"/>
-        </w:rPr>
-        <w:t xml:space="preserve">FRQのEtDは、研究課題の記載を中心にし、C-2〜C-4を省くか。</w:t>
+        <w:t xml:space="preserve">FRQのEtDは、研究課題の記載を中心とし、C-2〜C-4を省略するか。</w:t>
       </w:r>
     </w:p>
     <w:sectPr>

--- a/platform/meetings/out/EtD案の説明.docx
+++ b/platform/meetings/out/EtD案の説明.docx
@@ -1248,6 +1248,24 @@
           <w:szCs w:val="20"/>
         </w:rPr>
         <w:t xml:space="preserve">FRQのEtDは、研究課題の記載を中心とし、C-2〜C-4を省略するか。</w:t>
+      </w:r>
+    </w:p>
+    <w:p>
+      <w:pPr>
+        <w:pStyle w:val="ListParagraph"/>
+        <w:numPr>
+          <w:ilvl w:val="0"/>
+          <w:numId w:val="2"/>
+        </w:numPr>
+        <w:spacing w:after="50"/>
+      </w:pPr>
+      <w:r>
+        <w:rPr>
+          <w:rFonts w:ascii="Yu Gothic" w:cs="Yu Gothic" w:eastAsia="Yu Gothic" w:hAnsi="Yu Gothic"/>
+          <w:sz w:val="20"/>
+          <w:szCs w:val="20"/>
+        </w:rPr>
+        <w:t xml:space="preserve">提供されたGRADE EtD(11基準)の下書き(17CQ、2023年版の記載から作成済み)を採用するか。2023年版の方針は4項目である。</w:t>
       </w:r>
     </w:p>
     <w:sectPr>
